--- a/LN/from Y to Y.docx
+++ b/LN/from Y to Y.docx
@@ -407,18 +407,8 @@
         </w:rPr>
         <w:fldChar w:fldCharType="end"/>
       </w:r>
-      <w:r>
-        <w:rPr>
-          <w:rFonts w:hint="default" w:ascii="Times New Roman" w:hAnsi="Times New Roman" w:eastAsia="MS Mincho" w:cs="Times New Roman"/>
-          <w:color w:val="auto"/>
-          <w:kern w:val="0"/>
-          <w:sz w:val="32"/>
-          <w:szCs w:val="32"/>
-          <w:shd w:val="clear" w:color="auto" w:fill="auto"/>
-          <w:lang w:val="en-US" w:eastAsia="zh-CN" w:bidi="ar"/>
-        </w:rPr>
-        <w:t xml:space="preserve"> </w:t>
-      </w:r>
+      <w:bookmarkStart w:id="0" w:name="_GoBack"/>
+      <w:bookmarkEnd w:id="0"/>
     </w:p>
     <w:p>
       <w:pPr>
@@ -6896,21 +6886,7 @@
           <w:shd w:val="clear" w:color="auto" w:fill="auto"/>
           <w:lang w:val="en-US" w:eastAsia="zh-CN" w:bidi="ar"/>
         </w:rPr>
-        <w:instrText xml:space="preserve">EQ \* jc0 \* "Font:Times New Roman" \* hps16 \o(\s\up 10(be</w:instrText>
-      </w:r>
-      <w:bookmarkStart w:id="0" w:name="_GoBack"/>
-      <w:bookmarkEnd w:id="0"/>
-      <w:r>
-        <w:rPr>
-          <w:rFonts w:hint="eastAsia" w:ascii="MS Mincho" w:hAnsi="MS Mincho" w:eastAsia="MS Mincho" w:cs="MS Mincho"/>
-          <w:color w:val="auto"/>
-          <w:kern w:val="0"/>
-          <w:sz w:val="21"/>
-          <w:szCs w:val="21"/>
-          <w:shd w:val="clear" w:color="auto" w:fill="auto"/>
-          <w:lang w:val="en-US" w:eastAsia="zh-CN" w:bidi="ar"/>
-        </w:rPr>
-        <w:instrText xml:space="preserve">d),ベッド)</w:instrText>
+        <w:instrText xml:space="preserve">EQ \* jc0 \* "Font:Times New Roman" \* hps16 \o(\s\up 10(bed),ベッド)</w:instrText>
       </w:r>
       <w:r>
         <w:rPr>
